--- a/assets/templates/合作开发协议模板.docx
+++ b/assets/templates/合作开发协议模板.docx
@@ -10,6 +10,7 @@
       <w:r>
         <w:rPr>
           <w:rFonts w:ascii="微软雅黑" w:hAnsi="微软雅黑" w:cs="微软雅黑" w:eastAsia="微软雅黑"/>
+          <w:b/>
           <w:color w:val="000000"/>
           <w:sz w:val="36"/>
         </w:rPr>
@@ -18,7 +19,10 @@
     </w:p>
     <w:p>
       <w:pPr>
-        <w:jc w:val="center"/>
+        <w:keepLines/>
+        <w:tabs>
+          <w:tab w:pos="2608" w:val="left"/>
+        </w:tabs>
       </w:pPr>
       <w:r>
         <w:rPr>
@@ -26,7 +30,41 @@
           <w:color w:val="000000"/>
           <w:sz w:val="22"/>
         </w:rPr>
-        <w:t>{{软件名称}}  {{版本号}}</w:t>
+        <w:t>甲方：【本人填写】</w:t>
+      </w:r>
+      <w:r>
+        <w:rPr>
+          <w:rFonts w:ascii="宋体" w:hAnsi="宋体" w:cs="宋体" w:eastAsia="宋体"/>
+          <w:color w:val="000000"/>
+          <w:sz w:val="22"/>
+        </w:rPr>
+        <w:tab/>
+        <w:t>证件号码：【本人填写】</w:t>
+      </w:r>
+    </w:p>
+    <w:p>
+      <w:pPr>
+        <w:keepLines/>
+        <w:tabs>
+          <w:tab w:pos="2608" w:val="left"/>
+        </w:tabs>
+      </w:pPr>
+      <w:r>
+        <w:rPr>
+          <w:rFonts w:ascii="宋体" w:hAnsi="宋体" w:cs="宋体" w:eastAsia="宋体"/>
+          <w:color w:val="000000"/>
+          <w:sz w:val="22"/>
+        </w:rPr>
+        <w:t>乙方：【本人填写】</w:t>
+      </w:r>
+      <w:r>
+        <w:rPr>
+          <w:rFonts w:ascii="宋体" w:hAnsi="宋体" w:cs="宋体" w:eastAsia="宋体"/>
+          <w:color w:val="000000"/>
+          <w:sz w:val="22"/>
+        </w:rPr>
+        <w:tab/>
+        <w:t>证件号码：【本人填写】</w:t>
       </w:r>
     </w:p>
     <w:p>
@@ -36,324 +74,262 @@
           <w:color w:val="000000"/>
           <w:sz w:val="22"/>
         </w:rPr>
-        <w:t>待填写模板。各方应在填写、核对全部条款后打印签署；如合作方超过下列人数，可按相同格式增补。</w:t>
+        <w:t>各方就以下软件的合作开发事实、著作权归属及登记办理事宜约定如下。</w:t>
       </w:r>
     </w:p>
     <w:p>
       <w:pPr>
         <w:pStyle w:val="Heading1"/>
+        <w:spacing w:before="120" w:after="60"/>
       </w:pPr>
       <w:r>
         <w:rPr>
           <w:rFonts w:ascii="微软雅黑" w:hAnsi="微软雅黑" w:cs="微软雅黑" w:eastAsia="微软雅黑"/>
+          <w:b/>
           <w:color w:val="000000"/>
-          <w:sz w:val="28"/>
+          <w:sz w:val="24"/>
         </w:rPr>
-        <w:t>一 合作方</w:t>
+        <w:t>第一条 软件与开发期间</w:t>
       </w:r>
     </w:p>
     <w:p>
+      <w:pPr>
+        <w:ind w:firstLine="440"/>
+      </w:pPr>
       <w:r>
         <w:rPr>
           <w:rFonts w:ascii="宋体" w:hAnsi="宋体" w:cs="宋体" w:eastAsia="宋体"/>
           <w:color w:val="000000"/>
           <w:sz w:val="22"/>
         </w:rPr>
-        <w:t>合作方1姓名或名称：【本人填写】</w:t>
+        <w:t>软件名称：{{软件名称}}；版本号：{{版本号}}。开发期间：【各方确认后填写】。</w:t>
       </w:r>
     </w:p>
     <w:p>
+      <w:pPr>
+        <w:pStyle w:val="Heading1"/>
+        <w:spacing w:before="120" w:after="60"/>
+      </w:pPr>
+      <w:r>
+        <w:rPr>
+          <w:rFonts w:ascii="微软雅黑" w:hAnsi="微软雅黑" w:cs="微软雅黑" w:eastAsia="微软雅黑"/>
+          <w:b/>
+          <w:color w:val="000000"/>
+          <w:sz w:val="24"/>
+        </w:rPr>
+        <w:t>第二条 合作方式</w:t>
+      </w:r>
+    </w:p>
+    <w:p>
+      <w:pPr>
+        <w:ind w:firstLine="440"/>
+      </w:pPr>
       <w:r>
         <w:rPr>
           <w:rFonts w:ascii="宋体" w:hAnsi="宋体" w:cs="宋体" w:eastAsia="宋体"/>
           <w:color w:val="000000"/>
           <w:sz w:val="22"/>
         </w:rPr>
-        <w:t>证件类型及号码：【本人填写】</w:t>
+        <w:t>实际合作方式与分工：【各方确认后填写】</w:t>
       </w:r>
     </w:p>
     <w:p>
+      <w:pPr>
+        <w:pStyle w:val="Heading1"/>
+        <w:spacing w:before="120" w:after="60"/>
+      </w:pPr>
+      <w:r>
+        <w:rPr>
+          <w:rFonts w:ascii="微软雅黑" w:hAnsi="微软雅黑" w:cs="微软雅黑" w:eastAsia="微软雅黑"/>
+          <w:b/>
+          <w:color w:val="000000"/>
+          <w:sz w:val="24"/>
+        </w:rPr>
+        <w:t>第三条 著作权归属与权益</w:t>
+      </w:r>
+    </w:p>
+    <w:p>
+      <w:pPr>
+        <w:ind w:firstLine="440"/>
+      </w:pPr>
       <w:r>
         <w:rPr>
           <w:rFonts w:ascii="宋体" w:hAnsi="宋体" w:cs="宋体" w:eastAsia="宋体"/>
           <w:color w:val="000000"/>
           <w:sz w:val="22"/>
         </w:rPr>
-        <w:t>联系地址及联系方式：【本人填写】</w:t>
+        <w:t>著作权归属：【各方确认后填写】</w:t>
       </w:r>
     </w:p>
     <w:p>
+      <w:pPr>
+        <w:ind w:firstLine="440"/>
+      </w:pPr>
       <w:r>
         <w:rPr>
           <w:rFonts w:ascii="宋体" w:hAnsi="宋体" w:cs="宋体" w:eastAsia="宋体"/>
           <w:color w:val="000000"/>
           <w:sz w:val="22"/>
         </w:rPr>
-        <w:t>合作方2姓名或名称：【本人填写】</w:t>
+        <w:t>权益份额：【各方协商后填写】；收益及费用：【各方协商后填写】</w:t>
       </w:r>
     </w:p>
     <w:p>
+      <w:pPr>
+        <w:ind w:firstLine="440"/>
+      </w:pPr>
       <w:r>
         <w:rPr>
           <w:rFonts w:ascii="宋体" w:hAnsi="宋体" w:cs="宋体" w:eastAsia="宋体"/>
           <w:color w:val="000000"/>
           <w:sz w:val="22"/>
         </w:rPr>
-        <w:t>证件类型及号码：【本人填写】</w:t>
+        <w:t>权利行使：【各方协商后填写】</w:t>
       </w:r>
     </w:p>
     <w:p>
+      <w:pPr>
+        <w:ind w:firstLine="440"/>
+      </w:pPr>
       <w:r>
         <w:rPr>
           <w:rFonts w:ascii="宋体" w:hAnsi="宋体" w:cs="宋体" w:eastAsia="宋体"/>
           <w:color w:val="000000"/>
           <w:sz w:val="22"/>
         </w:rPr>
-        <w:t>联系地址及联系方式：【本人填写】</w:t>
+        <w:t>第三方代码与资源安排：【按实际使用情况确认】</w:t>
       </w:r>
     </w:p>
     <w:p>
       <w:pPr>
         <w:pStyle w:val="Heading1"/>
+        <w:spacing w:before="120" w:after="60"/>
       </w:pPr>
       <w:r>
         <w:rPr>
           <w:rFonts w:ascii="微软雅黑" w:hAnsi="微软雅黑" w:cs="微软雅黑" w:eastAsia="微软雅黑"/>
+          <w:b/>
           <w:color w:val="000000"/>
-          <w:sz w:val="28"/>
+          <w:sz w:val="24"/>
         </w:rPr>
-        <w:t>二 合作开发的软件</w:t>
+        <w:t>第四条 登记办理代表</w:t>
       </w:r>
     </w:p>
     <w:p>
+      <w:pPr>
+        <w:ind w:firstLine="440"/>
+      </w:pPr>
       <w:r>
         <w:rPr>
           <w:rFonts w:ascii="宋体" w:hAnsi="宋体" w:cs="宋体" w:eastAsia="宋体"/>
           <w:color w:val="000000"/>
           <w:sz w:val="22"/>
         </w:rPr>
-        <w:t>软件全称：{{软件名称}}</w:t>
+        <w:t>办理代表：【各方确认后填写】；办理事项：【各方确认后填写】</w:t>
       </w:r>
     </w:p>
     <w:p>
+      <w:pPr>
+        <w:ind w:firstLine="440"/>
+      </w:pPr>
       <w:r>
         <w:rPr>
           <w:rFonts w:ascii="宋体" w:hAnsi="宋体" w:cs="宋体" w:eastAsia="宋体"/>
           <w:color w:val="000000"/>
           <w:sz w:val="22"/>
         </w:rPr>
-        <w:t>软件版本：{{版本号}}</w:t>
+        <w:t>申请材料应与各方确认的权属及署名一致；应由本人签署的文件由本人签署，办理代表身份不构成著作权转让或代签授权。</w:t>
       </w:r>
     </w:p>
     <w:p>
+      <w:pPr>
+        <w:pStyle w:val="Heading1"/>
+        <w:spacing w:before="120" w:after="60"/>
+      </w:pPr>
+      <w:r>
+        <w:rPr>
+          <w:rFonts w:ascii="微软雅黑" w:hAnsi="微软雅黑" w:cs="微软雅黑" w:eastAsia="微软雅黑"/>
+          <w:b/>
+          <w:color w:val="000000"/>
+          <w:sz w:val="24"/>
+        </w:rPr>
+        <w:t>第五条 生效与其他约定</w:t>
+      </w:r>
+    </w:p>
+    <w:p>
+      <w:pPr>
+        <w:ind w:firstLine="440"/>
+      </w:pPr>
       <w:r>
         <w:rPr>
           <w:rFonts w:ascii="宋体" w:hAnsi="宋体" w:cs="宋体" w:eastAsia="宋体"/>
           <w:color w:val="000000"/>
           <w:sz w:val="22"/>
         </w:rPr>
-        <w:t>实际开发期间：【各方确认后填写】</w:t>
+        <w:t>争议解决及其他约定：【各方协商后填写】</w:t>
       </w:r>
     </w:p>
     <w:p>
       <w:pPr>
-        <w:pStyle w:val="Heading1"/>
+        <w:keepNext/>
+        <w:ind w:firstLine="440"/>
       </w:pPr>
-      <w:r>
-        <w:rPr>
-          <w:rFonts w:ascii="微软雅黑" w:hAnsi="微软雅黑" w:cs="微软雅黑" w:eastAsia="微软雅黑"/>
-          <w:color w:val="000000"/>
-          <w:sz w:val="28"/>
-        </w:rPr>
-        <w:t>三 实际分工与成果</w:t>
-      </w:r>
-    </w:p>
-    <w:p>
       <w:r>
         <w:rPr>
           <w:rFonts w:ascii="宋体" w:hAnsi="宋体" w:cs="宋体" w:eastAsia="宋体"/>
           <w:color w:val="000000"/>
           <w:sz w:val="22"/>
         </w:rPr>
-        <w:t>合作方1实际承担的工作与交付成果：【各方确认后填写】</w:t>
+        <w:t>本协议自各方全部签署之日起生效，一式2份，各方各执一份。签署日期按实际填写，不以开发完成日期替代。</w:t>
       </w:r>
     </w:p>
     <w:p>
+      <w:pPr>
+        <w:keepNext/>
+        <w:tabs>
+          <w:tab w:pos="4876" w:val="left"/>
+        </w:tabs>
+        <w:spacing w:before="140"/>
+      </w:pPr>
       <w:r>
         <w:rPr>
           <w:rFonts w:ascii="宋体" w:hAnsi="宋体" w:cs="宋体" w:eastAsia="宋体"/>
           <w:color w:val="000000"/>
           <w:sz w:val="22"/>
         </w:rPr>
-        <w:t>合作方2实际承担的工作与交付成果：【各方确认后填写】</w:t>
+        <w:t>甲方签字或盖章：____________</w:t>
       </w:r>
-    </w:p>
-    <w:p>
       <w:r>
         <w:rPr>
           <w:rFonts w:ascii="宋体" w:hAnsi="宋体" w:cs="宋体" w:eastAsia="宋体"/>
           <w:color w:val="000000"/>
           <w:sz w:val="22"/>
         </w:rPr>
-        <w:t>第三方代码、资源及其使用安排（如有）：【各方确认后填写】</w:t>
+        <w:tab/>
+        <w:t>乙方签字或盖章：____________</w:t>
       </w:r>
     </w:p>
     <w:p>
       <w:pPr>
-        <w:pStyle w:val="Heading1"/>
+        <w:tabs>
+          <w:tab w:pos="4876" w:val="left"/>
+        </w:tabs>
       </w:pPr>
-      <w:r>
-        <w:rPr>
-          <w:rFonts w:ascii="微软雅黑" w:hAnsi="微软雅黑" w:cs="微软雅黑" w:eastAsia="微软雅黑"/>
-          <w:color w:val="000000"/>
-          <w:sz w:val="28"/>
-        </w:rPr>
-        <w:t>四 著作权归属与权利行使</w:t>
-      </w:r>
-    </w:p>
-    <w:p>
       <w:r>
         <w:rPr>
           <w:rFonts w:ascii="宋体" w:hAnsi="宋体" w:cs="宋体" w:eastAsia="宋体"/>
           <w:color w:val="000000"/>
           <w:sz w:val="22"/>
         </w:rPr>
-        <w:t>本软件著作权归属：【各方协商确认后填写】</w:t>
-      </w:r>
-    </w:p>
-    <w:p>
-      <w:r>
-        <w:rPr>
-          <w:rFonts w:ascii="宋体" w:hAnsi="宋体" w:cs="宋体" w:eastAsia="宋体"/>
-          <w:color w:val="000000"/>
-          <w:sz w:val="22"/>
-        </w:rPr>
-        <w:t>权利份额及计算方式（如有约定）：【各方协商确认后填写】</w:t>
-      </w:r>
-    </w:p>
-    <w:p>
-      <w:r>
-        <w:rPr>
-          <w:rFonts w:ascii="宋体" w:hAnsi="宋体" w:cs="宋体" w:eastAsia="宋体"/>
-          <w:color w:val="000000"/>
-          <w:sz w:val="22"/>
-        </w:rPr>
-        <w:t>使用、许可、转让及收益分配安排：【各方协商确认后填写】</w:t>
-      </w:r>
-    </w:p>
-    <w:p>
-      <w:pPr>
-        <w:pStyle w:val="Heading1"/>
-      </w:pPr>
-      <w:r>
-        <w:rPr>
-          <w:rFonts w:ascii="微软雅黑" w:hAnsi="微软雅黑" w:cs="微软雅黑" w:eastAsia="微软雅黑"/>
-          <w:color w:val="000000"/>
-          <w:sz w:val="28"/>
-        </w:rPr>
-        <w:t>五 登记申请办理安排</w:t>
-      </w:r>
-    </w:p>
-    <w:p>
-      <w:r>
-        <w:rPr>
-          <w:rFonts w:ascii="宋体" w:hAnsi="宋体" w:cs="宋体" w:eastAsia="宋体"/>
-          <w:color w:val="000000"/>
-          <w:sz w:val="22"/>
-        </w:rPr>
-        <w:t>申请登记的著作权人名单及顺序：【各方确认后填写】</w:t>
-      </w:r>
-    </w:p>
-    <w:p>
-      <w:r>
-        <w:rPr>
-          <w:rFonts w:ascii="宋体" w:hAnsi="宋体" w:cs="宋体" w:eastAsia="宋体"/>
-          <w:color w:val="000000"/>
-          <w:sz w:val="22"/>
-        </w:rPr>
-        <w:t>办理代表及授权事项：【各方确认后填写】</w:t>
-      </w:r>
-    </w:p>
-    <w:p>
-      <w:r>
-        <w:rPr>
-          <w:rFonts w:ascii="宋体" w:hAnsi="宋体" w:cs="宋体" w:eastAsia="宋体"/>
-          <w:color w:val="000000"/>
-          <w:sz w:val="22"/>
-        </w:rPr>
-        <w:t>材料提供、核对及费用承担安排：【各方确认后填写】</w:t>
-      </w:r>
-    </w:p>
-    <w:p>
-      <w:pPr>
-        <w:pStyle w:val="Heading1"/>
-      </w:pPr>
-      <w:r>
-        <w:rPr>
-          <w:rFonts w:ascii="微软雅黑" w:hAnsi="微软雅黑" w:cs="微软雅黑" w:eastAsia="微软雅黑"/>
-          <w:color w:val="000000"/>
-          <w:sz w:val="28"/>
-        </w:rPr>
-        <w:t>六 其他约定</w:t>
-      </w:r>
-    </w:p>
-    <w:p>
-      <w:r>
-        <w:rPr>
-          <w:rFonts w:ascii="宋体" w:hAnsi="宋体" w:cs="宋体" w:eastAsia="宋体"/>
-          <w:color w:val="000000"/>
-          <w:sz w:val="22"/>
-        </w:rPr>
-        <w:t>其他权利义务、争议解决及协议生效安排：【各方协商确认后填写】</w:t>
-      </w:r>
-    </w:p>
-    <w:p>
-      <w:pPr>
-        <w:pStyle w:val="Heading1"/>
-      </w:pPr>
-      <w:r>
-        <w:rPr>
-          <w:rFonts w:ascii="微软雅黑" w:hAnsi="微软雅黑" w:cs="微软雅黑" w:eastAsia="微软雅黑"/>
-          <w:color w:val="000000"/>
-          <w:sz w:val="28"/>
-        </w:rPr>
-        <w:t>七 签署</w:t>
-      </w:r>
-    </w:p>
-    <w:p>
-      <w:r>
-        <w:rPr>
-          <w:rFonts w:ascii="宋体" w:hAnsi="宋体" w:cs="宋体" w:eastAsia="宋体"/>
-          <w:color w:val="000000"/>
-          <w:sz w:val="22"/>
-        </w:rPr>
-        <w:t>合作方1签字或盖章：________________    日期：________________</w:t>
-      </w:r>
-    </w:p>
-    <w:p>
-      <w:r>
-        <w:rPr>
-          <w:rFonts w:ascii="宋体" w:hAnsi="宋体" w:cs="宋体" w:eastAsia="宋体"/>
-          <w:color w:val="000000"/>
-          <w:sz w:val="22"/>
-        </w:rPr>
-        <w:t>合作方2签字或盖章：________________    日期：________________</w:t>
-      </w:r>
-    </w:p>
-    <w:p>
-      <w:r>
-        <w:rPr>
-          <w:rFonts w:ascii="宋体" w:hAnsi="宋体" w:cs="宋体" w:eastAsia="宋体"/>
-          <w:color w:val="000000"/>
-          <w:sz w:val="22"/>
-        </w:rPr>
-        <w:t>签署地点：【实际签署时填写】</w:t>
+        <w:t>签署日期：____年__月__日</w:t>
+        <w:tab/>
+        <w:t>签署日期：____年__月__日</w:t>
       </w:r>
     </w:p>
     <w:sectPr>
       <w:headerReference w:type="default" r:id="rId9"/>
       <w:pgSz w:w="11906" w:h="16838"/>
-      <w:pgMar w:top="1247" w:right="1304" w:bottom="1247" w:left="1304" w:header="454" w:footer="454" w:gutter="0"/>
+      <w:pgMar w:top="1134" w:right="1247" w:bottom="1134" w:left="1247" w:header="454" w:footer="454" w:gutter="0"/>
       <w:cols w:space="720"/>
       <w:docGrid w:linePitch="360"/>
     </w:sectPr>
@@ -370,25 +346,6 @@
         <w:tab w:pos="9298" w:val="right"/>
       </w:tabs>
     </w:pPr>
-    <w:r>
-      <w:rPr>
-        <w:rFonts w:ascii="宋体" w:hAnsi="宋体" w:cs="宋体" w:eastAsia="宋体"/>
-        <w:color w:val="000000"/>
-        <w:sz w:val="18"/>
-      </w:rPr>
-      <w:t>{{软件名称}}  {{版本号}}</w:t>
-      <w:tab/>
-    </w:r>
-    <w:r>
-      <w:rPr>
-        <w:rFonts w:ascii="宋体" w:hAnsi="宋体" w:cs="宋体" w:eastAsia="宋体"/>
-        <w:color w:val="000000"/>
-        <w:sz w:val="18"/>
-      </w:rPr>
-      <w:fldChar w:fldCharType="begin"/>
-      <w:instrText xml:space="preserve"> PAGE </w:instrText>
-      <w:fldChar w:fldCharType="end"/>
-    </w:r>
   </w:p>
 </w:hdr>
 </file>
@@ -758,7 +715,7 @@
     <w:rsid w:val="00FC693F"/>
     <w:pPr>
       <w:widowControl/>
-      <w:spacing w:before="0" w:after="60" w:line="276" w:lineRule="auto"/>
+      <w:spacing w:before="0" w:after="60" w:line="300" w:lineRule="exact"/>
     </w:pPr>
     <w:rPr>
       <w:rFonts w:ascii="宋体" w:hAnsi="宋体" w:cs="宋体" w:eastAsia="宋体"/>
